--- a/Quanta, Actually - SERIES/QED Course/chapters/Lesson 85 QED at Finite Temperature.docx
+++ b/Quanta, Actually - SERIES/QED Course/chapters/Lesson 85 QED at Finite Temperature.docx
@@ -17,7 +17,7 @@
         <w:jc w:val="center"/>
       </w:pPr>
       <w:r>
-        <w:t>Lesson 85 of the Complete Quantum Electrodynamics Course</w:t>
+        <w:t>Lesson 85 of Quantum, Actually, Volume 2: A QED Course</w:t>
       </w:r>
     </w:p>
     <w:p>
@@ -74,7 +74,16 @@
     </w:p>
     <w:p>
       <w:r>
-        <w:t>Every calculation so far has been in the vacuum. The early universe, the core of a star, and a heavy-ion collision are not vacua: they are hot, and their properties are thermal averages. This lesson shows that the path integral handles them with one change. The thermal partition function Tr e^{−βH}, with β = 1/T, is a Euclidean path integral in which imaginary time runs around a circle of circumference β. Bosons are periodic around the circle and fermions antiperiodic. The energy integral of every loop becomes a sum over discrete Matsubara frequencies. The lesson derives the boundary conditions from the trace and checks them on a single oscillator. It evaluates the frequency sums and shows how Bose and Fermi distributions emerge from them. It then derives the Stefan–Boltzmann law, evaluates it for the cosmic microwave background, and derives Debye screening in a relativistic electron–positron plasma. Expect six to eight hours.</w:t>
+        <w:t>Every calculation so far has been in the vacuum. The early universe, the core of a star, and a heavy-ion collision are not vacua: they are hot, and their properties are thermal averages. This lesson shows that the path integral handles them with one change. The thermal partition function Tr e</w:t>
+      </w:r>
+      <w:r>
+        <w:rPr>
+          <w:vertAlign w:val="superscript"/>
+        </w:rPr>
+        <w:t>−βH</w:t>
+      </w:r>
+      <w:r>
+        <w:t>, with β = 1/T, is a Euclidean path integral in which imaginary time runs around a circle of circumference β. Bosons are periodic around the circle and fermions antiperiodic. The energy integral of every loop becomes a sum over discrete Matsubara frequencies. The lesson derives the boundary conditions from the trace and checks them on a single oscillator. It evaluates the frequency sums and shows how Bose and Fermi distributions emerge from them. It then derives the Stefan–Boltzmann law, evaluates it for the cosmic microwave background, and derives Debye screening in a relativistic electron–positron plasma. Expect six to eight hours.</w:t>
       </w:r>
     </w:p>
     <w:p>
@@ -90,7 +99,16 @@
         <w:pStyle w:val="ListBullet"/>
       </w:pPr>
       <w:r>
-        <w:t>Write Z(β) = Tr e^{−βH} as a Euclidean path integral with period β, and derive periodic boundary conditions for bosons and antiperiodic ones for fermions.</w:t>
+        <w:t>Write Z(β) = Tr e</w:t>
+      </w:r>
+      <w:r>
+        <w:rPr>
+          <w:vertAlign w:val="superscript"/>
+        </w:rPr>
+        <w:t>−βH</w:t>
+      </w:r>
+      <w:r>
+        <w:t xml:space="preserve"> as a Euclidean path integral with period β, and derive periodic boundary conditions for bosons and antiperiodic ones for fermions.</w:t>
       </w:r>
     </w:p>
     <w:p>
@@ -106,7 +124,25 @@
         <w:pStyle w:val="ListBullet"/>
       </w:pPr>
       <w:r>
-        <w:t>Replace ∫dk⁰/2π by iTΣ_n, with ω_n = 2πnT for bosons and (2n + 1)πT for fermions.</w:t>
+        <w:t>Replace ∫dk⁰/2π by iTΣ</w:t>
+      </w:r>
+      <w:r>
+        <w:rPr>
+          <w:vertAlign w:val="subscript"/>
+        </w:rPr>
+        <w:t>n</w:t>
+      </w:r>
+      <w:r>
+        <w:t>, with ω</w:t>
+      </w:r>
+      <w:r>
+        <w:rPr>
+          <w:vertAlign w:val="subscript"/>
+        </w:rPr>
+        <w:t>n</w:t>
+      </w:r>
+      <w:r>
+        <w:t xml:space="preserve"> = 2πnT for bosons and (2n + 1)πT for fermions.</w:t>
       </w:r>
     </w:p>
     <w:p>
@@ -114,7 +150,25 @@
         <w:pStyle w:val="ListBullet"/>
       </w:pPr>
       <w:r>
-        <w:t>Evaluate TΣ_n(ω_n² + E²)⁻¹ and identify the vacuum part and the Bose or Fermi part.</w:t>
+        <w:t>Evaluate TΣ</w:t>
+      </w:r>
+      <w:r>
+        <w:rPr>
+          <w:vertAlign w:val="subscript"/>
+        </w:rPr>
+        <w:t>n</w:t>
+      </w:r>
+      <w:r>
+        <w:t>(ω</w:t>
+      </w:r>
+      <w:r>
+        <w:rPr>
+          <w:vertAlign w:val="subscript"/>
+        </w:rPr>
+        <w:t>n</w:t>
+      </w:r>
+      <w:r>
+        <w:t>² + E²)⁻¹ and identify the vacuum part and the Bose or Fermi part.</w:t>
       </w:r>
     </w:p>
     <w:p>
@@ -130,7 +184,16 @@
         <w:pStyle w:val="ListBullet"/>
       </w:pPr>
       <w:r>
-        <w:t>Derive the Debye mass m_D² = e²T²/3 of a hot QED plasma and the screened Coulomb potential.</w:t>
+        <w:t>Derive the Debye mass m</w:t>
+      </w:r>
+      <w:r>
+        <w:rPr>
+          <w:vertAlign w:val="subscript"/>
+        </w:rPr>
+        <w:t>D</w:t>
+      </w:r>
+      <w:r>
+        <w:t>² = e²T²/3 of a hot QED plasma and the screened Coulomb potential.</w:t>
       </w:r>
     </w:p>
     <w:p>
@@ -231,7 +294,16 @@
           </w:tcPr>
           <w:p>
             <w:r>
-              <w:t>Temperature and its inverse, k_B = 1</w:t>
+              <w:t>Temperature and its inverse, k</w:t>
+            </w:r>
+            <w:r>
+              <w:rPr>
+                <w:vertAlign w:val="subscript"/>
+              </w:rPr>
+              <w:t>B</w:t>
+            </w:r>
+            <w:r>
+              <w:t xml:space="preserve"> = 1</w:t>
             </w:r>
           </w:p>
         </w:tc>
@@ -288,7 +360,13 @@
           </w:tcPr>
           <w:p>
             <w:r>
-              <w:t>ω_n</w:t>
+              <w:t>ω</w:t>
+            </w:r>
+            <w:r>
+              <w:rPr>
+                <w:vertAlign w:val="subscript"/>
+              </w:rPr>
+              <w:t>n</w:t>
             </w:r>
           </w:p>
         </w:tc>
@@ -325,7 +403,22 @@
           </w:tcPr>
           <w:p>
             <w:r>
-              <w:t>n_B, n_F</w:t>
+              <w:t>n</w:t>
+            </w:r>
+            <w:r>
+              <w:rPr>
+                <w:vertAlign w:val="subscript"/>
+              </w:rPr>
+              <w:t>B</w:t>
+            </w:r>
+            <w:r>
+              <w:t>, n</w:t>
+            </w:r>
+            <w:r>
+              <w:rPr>
+                <w:vertAlign w:val="subscript"/>
+              </w:rPr>
+              <w:t>F</w:t>
             </w:r>
           </w:p>
         </w:tc>
@@ -343,7 +436,25 @@
           </w:tcPr>
           <w:p>
             <w:r>
-              <w:t>1/(e^{E/T} − 1) and 1/(e^{E/T} + 1)</w:t>
+              <w:t>1/(e</w:t>
+            </w:r>
+            <w:r>
+              <w:rPr>
+                <w:vertAlign w:val="superscript"/>
+              </w:rPr>
+              <w:t>E/T</w:t>
+            </w:r>
+            <w:r>
+              <w:t xml:space="preserve"> − 1) and 1/(e</w:t>
+            </w:r>
+            <w:r>
+              <w:rPr>
+                <w:vertAlign w:val="superscript"/>
+              </w:rPr>
+              <w:t>E/T</w:t>
+            </w:r>
+            <w:r>
+              <w:t xml:space="preserve"> + 1)</w:t>
             </w:r>
           </w:p>
         </w:tc>
@@ -399,7 +510,13 @@
           </w:tcPr>
           <w:p>
             <w:r>
-              <w:t>m_D</w:t>
+              <w:t>m</w:t>
+            </w:r>
+            <w:r>
+              <w:rPr>
+                <w:vertAlign w:val="subscript"/>
+              </w:rPr>
+              <w:t>D</w:t>
             </w:r>
           </w:p>
         </w:tc>
@@ -417,7 +534,16 @@
           </w:tcPr>
           <w:p>
             <w:r>
-              <w:t>Debye mass; 1/m_D is the screening length</w:t>
+              <w:t>Debye mass; 1/m</w:t>
+            </w:r>
+            <w:r>
+              <w:rPr>
+                <w:vertAlign w:val="subscript"/>
+              </w:rPr>
+              <w:t>D</w:t>
+            </w:r>
+            <w:r>
+              <w:t xml:space="preserve"> is the screening length</w:t>
             </w:r>
           </w:p>
         </w:tc>
@@ -453,7 +579,16 @@
           </w:tcPr>
           <w:p>
             <w:r>
-              <w:t>Shorthand for TΣ_n ∫d³k/(2π)³</w:t>
+              <w:t>Shorthand for TΣ</w:t>
+            </w:r>
+            <w:r>
+              <w:rPr>
+                <w:vertAlign w:val="subscript"/>
+              </w:rPr>
+              <w:t>n</w:t>
+            </w:r>
+            <w:r>
+              <w:t xml:space="preserve"> ∫d³k/(2π)³</w:t>
             </w:r>
           </w:p>
         </w:tc>
@@ -461,7 +596,16 @@
     </w:tbl>
     <w:p>
       <w:r>
-        <w:t>Natural units, ℏ = c = k_B = 1. In display equations, square brackets enclose function arguments and visible groupings.</w:t>
+        <w:t>Natural units, ℏ = c = k</w:t>
+      </w:r>
+      <w:r>
+        <w:rPr>
+          <w:vertAlign w:val="subscript"/>
+        </w:rPr>
+        <w:t>B</w:t>
+      </w:r>
+      <w:r>
+        <w:t xml:space="preserve"> = 1. In display equations, square brackets enclose function arguments and visible groupings.</w:t>
       </w:r>
     </w:p>
     <w:p>
@@ -482,7 +626,97 @@
     </w:p>
     <w:p>
       <w:r>
-        <w:t>The thermal state of a system at temperature T has density matrix e^{−βH}/Z, with Z(β) = Tr e^{−βH}. The operator e^{−βH} is the evolution operator e^{−iHt} at the imaginary time t = −iβ. Lesson 80, Section 3, wrote the Euclidean amplitude ⟨q_f|e^{−Hτ}|q_i⟩ as a path integral with weight e^{−S_E}. The trace sets q_f = q_i and integrates over it:</w:t>
+        <w:t>The thermal state of a system at temperature T has density matrix e</w:t>
+      </w:r>
+      <w:r>
+        <w:rPr>
+          <w:vertAlign w:val="superscript"/>
+        </w:rPr>
+        <w:t>−βH</w:t>
+      </w:r>
+      <w:r>
+        <w:t>/Z, with Z(β) = Tr e</w:t>
+      </w:r>
+      <w:r>
+        <w:rPr>
+          <w:vertAlign w:val="superscript"/>
+        </w:rPr>
+        <w:t>−βH</w:t>
+      </w:r>
+      <w:r>
+        <w:t>. The operator e</w:t>
+      </w:r>
+      <w:r>
+        <w:rPr>
+          <w:vertAlign w:val="superscript"/>
+        </w:rPr>
+        <w:t>−βH</w:t>
+      </w:r>
+      <w:r>
+        <w:t xml:space="preserve"> is the evolution operator e</w:t>
+      </w:r>
+      <w:r>
+        <w:rPr>
+          <w:vertAlign w:val="superscript"/>
+        </w:rPr>
+        <w:t>−iHt</w:t>
+      </w:r>
+      <w:r>
+        <w:t xml:space="preserve"> at the imaginary time t = −iβ. Lesson 80, Section 3, wrote the Euclidean amplitude ⟨q</w:t>
+      </w:r>
+      <w:r>
+        <w:rPr>
+          <w:vertAlign w:val="subscript"/>
+        </w:rPr>
+        <w:t>f</w:t>
+      </w:r>
+      <w:r>
+        <w:t>|e</w:t>
+      </w:r>
+      <w:r>
+        <w:rPr>
+          <w:vertAlign w:val="superscript"/>
+        </w:rPr>
+        <w:t>−Hτ</w:t>
+      </w:r>
+      <w:r>
+        <w:t>|q</w:t>
+      </w:r>
+      <w:r>
+        <w:rPr>
+          <w:vertAlign w:val="subscript"/>
+        </w:rPr>
+        <w:t>i</w:t>
+      </w:r>
+      <w:r>
+        <w:t>⟩ as a path integral with weight e</w:t>
+      </w:r>
+      <w:r>
+        <w:rPr>
+          <w:vertAlign w:val="superscript"/>
+        </w:rPr>
+        <w:t>−S_E</w:t>
+      </w:r>
+      <w:r>
+        <w:t>. The trace sets q</w:t>
+      </w:r>
+      <w:r>
+        <w:rPr>
+          <w:vertAlign w:val="subscript"/>
+        </w:rPr>
+        <w:t>f</w:t>
+      </w:r>
+      <w:r>
+        <w:t xml:space="preserve"> = q</w:t>
+      </w:r>
+      <w:r>
+        <w:rPr>
+          <w:vertAlign w:val="subscript"/>
+        </w:rPr>
+        <w:t>i</w:t>
+      </w:r>
+      <w:r>
+        <w:t xml:space="preserve"> and integrates over it:</w:t>
       </w:r>
     </w:p>
     <w:p>
@@ -653,7 +887,16 @@
     </w:p>
     <w:p>
       <w:r>
-        <w:t>For Grassmann fields, the trace has an extra sign. With fermionic coherent states, the trace of an operator O is Tr O = ∫dθ̄dθ e^{−θ̄θ}⟨−θ|O|θ⟩. The state on the left has −θ, not θ. The minus sign comes from moving one Grassmann variable past another to close the trace, the same reordering that gave Lesson 84's closed-loop sign. The path integral therefore runs over fields with ψ(β) = −ψ(0). Photons are periodic and electrons antiperiodic.</w:t>
+        <w:t>For Grassmann fields, the trace has an extra sign. With fermionic coherent states, the trace of an operator O is Tr O = ∫dθ̄dθ e</w:t>
+      </w:r>
+      <w:r>
+        <w:rPr>
+          <w:vertAlign w:val="superscript"/>
+        </w:rPr>
+        <w:t>−θ̄θ</w:t>
+      </w:r>
+      <w:r>
+        <w:t>⟨−θ|O|θ⟩. The state on the left has −θ, not θ. The minus sign comes from moving one Grassmann variable past another to close the trace, the same reordering that gave Lesson 84's closed-loop sign. The path integral therefore runs over fields with ψ(β) = −ψ(0). Photons are periodic and electrons antiperiodic.</w:t>
       </w:r>
     </w:p>
     <w:p>
@@ -672,7 +915,70 @@
     </w:p>
     <w:p>
       <w:r>
-        <w:t>Bosons. Expand a periodic path in modes e^{iω_nτ} with ω_n = 2πn/β. The Euclidean action is ½∫(q̇² + ω²q²), so mode n contributes a factor proportional to (ω_n² + ω²)^{−1/2}. The n = 0 mode gives 1/ω, and the pairs ±n give Π_{n≥1}(ω_n² + ω²)⁻¹. Fix the ω-independent normalization by the classical limit, β → 0, where Z must be ∫dq dp/(2π) e^{−βH} = 1/(βω). Then</w:t>
+        <w:t>Bosons. Expand a periodic path in modes e</w:t>
+      </w:r>
+      <w:r>
+        <w:rPr>
+          <w:vertAlign w:val="superscript"/>
+        </w:rPr>
+        <w:t>iωₙτ</w:t>
+      </w:r>
+      <w:r>
+        <w:t xml:space="preserve"> with ω</w:t>
+      </w:r>
+      <w:r>
+        <w:rPr>
+          <w:vertAlign w:val="subscript"/>
+        </w:rPr>
+        <w:t>n</w:t>
+      </w:r>
+      <w:r>
+        <w:t xml:space="preserve"> = 2πn/β. The Euclidean action is ½∫(q̇² + ω²q²), so mode n contributes a factor proportional to (ω</w:t>
+      </w:r>
+      <w:r>
+        <w:rPr>
+          <w:vertAlign w:val="subscript"/>
+        </w:rPr>
+        <w:t>n</w:t>
+      </w:r>
+      <w:r>
+        <w:t>² + ω²)</w:t>
+      </w:r>
+      <w:r>
+        <w:rPr>
+          <w:vertAlign w:val="superscript"/>
+        </w:rPr>
+        <w:t>−1/2</w:t>
+      </w:r>
+      <w:r>
+        <w:t>. The n = 0 mode gives 1/ω, and the pairs ±n give Π</w:t>
+      </w:r>
+      <w:r>
+        <w:rPr>
+          <w:vertAlign w:val="subscript"/>
+        </w:rPr>
+        <w:t>n≥1</w:t>
+      </w:r>
+      <w:r>
+        <w:t>(ω</w:t>
+      </w:r>
+      <w:r>
+        <w:rPr>
+          <w:vertAlign w:val="subscript"/>
+        </w:rPr>
+        <w:t>n</w:t>
+      </w:r>
+      <w:r>
+        <w:t>² + ω²)⁻¹. Fix the ω-independent normalization by the classical limit, β → 0, where Z must be ∫dq dp/(2π) e</w:t>
+      </w:r>
+      <w:r>
+        <w:rPr>
+          <w:vertAlign w:val="superscript"/>
+        </w:rPr>
+        <w:t>−βH</w:t>
+      </w:r>
+      <w:r>
+        <w:t xml:space="preserve"> = 1/(βω). Then</w:t>
       </w:r>
     </w:p>
     <w:p>
@@ -865,12 +1171,111 @@
     </w:p>
     <w:p>
       <w:r>
-        <w:t>using the product formula of Lesson 80, Worked example 3. Expanding, 1/(2 sinh(βω/2)) = Σ_k e^{−β(k + ½)ω}, the sum over the oscillator's levels.</w:t>
+        <w:t>using the product formula of Lesson 80, Worked example 3. Expanding, 1/(2 sinh(βω/2)) = Σ</w:t>
+      </w:r>
+      <w:r>
+        <w:rPr>
+          <w:vertAlign w:val="subscript"/>
+        </w:rPr>
+        <w:t>k</w:t>
+      </w:r>
+      <w:r>
+        <w:t xml:space="preserve"> e</w:t>
+      </w:r>
+      <w:r>
+        <w:rPr>
+          <w:vertAlign w:val="superscript"/>
+        </w:rPr>
+        <w:t>−β(k + ½)ω</w:t>
+      </w:r>
+      <w:r>
+        <w:t>, the sum over the oscillator's levels.</w:t>
       </w:r>
     </w:p>
     <w:p>
       <w:r>
-        <w:t>Fermions. The fermionic oscillator H = ω(b†b − ½) has two states, so Z_F = e^{βω/2} + e^{−βω/2} = 2cosh(βω/2). The antiperiodic modes have ω_n = (2n + 1)π/β, and the Grassmann determinant is Π_n(−iω_n + ω). Pairing n with −n − 1 gives Π_{n≥0}(ω_n² + ω²). Normalized so that Z_F = Tr 1 = 2 at ω = 0, this is</w:t>
+        <w:t>Fermions. The fermionic oscillator H = ω(b†b − ½) has two states, so Z</w:t>
+      </w:r>
+      <w:r>
+        <w:rPr>
+          <w:vertAlign w:val="subscript"/>
+        </w:rPr>
+        <w:t>F</w:t>
+      </w:r>
+      <w:r>
+        <w:t xml:space="preserve"> = e</w:t>
+      </w:r>
+      <w:r>
+        <w:rPr>
+          <w:vertAlign w:val="superscript"/>
+        </w:rPr>
+        <w:t>βω/2</w:t>
+      </w:r>
+      <w:r>
+        <w:t xml:space="preserve"> + e</w:t>
+      </w:r>
+      <w:r>
+        <w:rPr>
+          <w:vertAlign w:val="superscript"/>
+        </w:rPr>
+        <w:t>−βω/2</w:t>
+      </w:r>
+      <w:r>
+        <w:t xml:space="preserve"> = 2cosh(βω/2). The antiperiodic modes have ω</w:t>
+      </w:r>
+      <w:r>
+        <w:rPr>
+          <w:vertAlign w:val="subscript"/>
+        </w:rPr>
+        <w:t>n</w:t>
+      </w:r>
+      <w:r>
+        <w:t xml:space="preserve"> = (2n + 1)π/β, and the Grassmann determinant is Π</w:t>
+      </w:r>
+      <w:r>
+        <w:rPr>
+          <w:vertAlign w:val="subscript"/>
+        </w:rPr>
+        <w:t>n</w:t>
+      </w:r>
+      <w:r>
+        <w:t>(−iω</w:t>
+      </w:r>
+      <w:r>
+        <w:rPr>
+          <w:vertAlign w:val="subscript"/>
+        </w:rPr>
+        <w:t>n</w:t>
+      </w:r>
+      <w:r>
+        <w:t xml:space="preserve"> + ω). Pairing n with −n − 1 gives Π</w:t>
+      </w:r>
+      <w:r>
+        <w:rPr>
+          <w:vertAlign w:val="subscript"/>
+        </w:rPr>
+        <w:t>n≥0</w:t>
+      </w:r>
+      <w:r>
+        <w:t>(ω</w:t>
+      </w:r>
+      <w:r>
+        <w:rPr>
+          <w:vertAlign w:val="subscript"/>
+        </w:rPr>
+        <w:t>n</w:t>
+      </w:r>
+      <w:r>
+        <w:t>² + ω²). Normalized so that Z</w:t>
+      </w:r>
+      <w:r>
+        <w:rPr>
+          <w:vertAlign w:val="subscript"/>
+        </w:rPr>
+        <w:t>F</w:t>
+      </w:r>
+      <w:r>
+        <w:t xml:space="preserve"> = Tr 1 = 2 at ω = 0, this is</w:t>
       </w:r>
     </w:p>
     <w:p>
@@ -1068,7 +1473,34 @@
     </w:p>
     <w:p>
       <w:r>
-        <w:t>A field periodic in τ has Fourier modes e^{iω_nτ}, with ω_n = 2πnT for photons and ω_n = (2n + 1)πT for electrons. The Euclidean Feynman rules of Lesson 67 still apply, with one change. The fourth component of momentum is discrete, so every loop's energy integral becomes a sum:</w:t>
+        <w:t>A field periodic in τ has Fourier modes e</w:t>
+      </w:r>
+      <w:r>
+        <w:rPr>
+          <w:vertAlign w:val="superscript"/>
+        </w:rPr>
+        <w:t>iωₙτ</w:t>
+      </w:r>
+      <w:r>
+        <w:t>, with ω</w:t>
+      </w:r>
+      <w:r>
+        <w:rPr>
+          <w:vertAlign w:val="subscript"/>
+        </w:rPr>
+        <w:t>n</w:t>
+      </w:r>
+      <w:r>
+        <w:t xml:space="preserve"> = 2πnT for photons and ω</w:t>
+      </w:r>
+      <w:r>
+        <w:rPr>
+          <w:vertAlign w:val="subscript"/>
+        </w:rPr>
+        <w:t>n</w:t>
+      </w:r>
+      <w:r>
+        <w:t xml:space="preserve"> = (2n + 1)πT for electrons. The Euclidean Feynman rules of Lesson 67 still apply, with one change. The fourth component of momentum is discrete, so every loop's energy integral becomes a sum:</w:t>
       </w:r>
     </w:p>
     <w:p>
@@ -1183,7 +1615,25 @@
     </w:p>
     <w:p>
       <w:r>
-        <w:t>The spacing of the frequencies is 2πT, which gives the factor T. In Minkowski language, k⁰ = iω_n. As T → 0 the spacing goes to zero and the sum becomes the integral again, so the vacuum theory is recovered. For T ≪ m, every thermal correction to a process involving electrons is suppressed by e^{−m/T}, because no electrons are present in the heat bath.</w:t>
+        <w:t>The spacing of the frequencies is 2πT, which gives the factor T. In Minkowski language, k⁰ = iω</w:t>
+      </w:r>
+      <w:r>
+        <w:rPr>
+          <w:vertAlign w:val="subscript"/>
+        </w:rPr>
+        <w:t>n</w:t>
+      </w:r>
+      <w:r>
+        <w:t>. As T → 0 the spacing goes to zero and the sum becomes the integral again, so the vacuum theory is recovered. For T ≪ m, every thermal correction to a process involving electrons is suppressed by e</w:t>
+      </w:r>
+      <w:r>
+        <w:rPr>
+          <w:vertAlign w:val="superscript"/>
+        </w:rPr>
+        <w:t>−m/T</w:t>
+      </w:r>
+      <w:r>
+        <w:t>, because no electrons are present in the heat bath.</w:t>
       </w:r>
     </w:p>
     <w:p>
@@ -1196,7 +1646,16 @@
     </w:p>
     <w:p>
       <w:r>
-        <w:t>The typical sum is the Euclidean propagator of a mode of energy E = √(|k|² + M²), summed over frequencies. Using Σ_n 1/(n² + a²) = (π/a) coth(πa), with a = E/2πT,</w:t>
+        <w:t>The typical sum is the Euclidean propagator of a mode of energy E = √(|k|² + M²), summed over frequencies. Using Σ</w:t>
+      </w:r>
+      <w:r>
+        <w:rPr>
+          <w:vertAlign w:val="subscript"/>
+        </w:rPr>
+        <w:t>n</w:t>
+      </w:r>
+      <w:r>
+        <w:t xml:space="preserve"> 1/(n² + a²) = (π/a) coth(πa), with a = E/2πT,</w:t>
       </w:r>
     </w:p>
     <w:p>
@@ -1381,7 +1840,16 @@
     </w:p>
     <w:p>
       <w:r>
-        <w:t>For fermions, Σ_n 1/((n + ½)² + a²) = (π/a) tanh(πa), and</w:t>
+        <w:t>For fermions, Σ</w:t>
+      </w:r>
+      <w:r>
+        <w:rPr>
+          <w:vertAlign w:val="subscript"/>
+        </w:rPr>
+        <w:t>n</w:t>
+      </w:r>
+      <w:r>
+        <w:t xml:space="preserve"> 1/((n + ½)² + a²) = (π/a) tanh(πa), and</w:t>
       </w:r>
     </w:p>
     <w:p>
@@ -1585,7 +2053,34 @@
     </w:p>
     <w:p>
       <w:r>
-        <w:t>For T ≪ E, n_B ≈ e^{−E/T}, and the thermal part is exponentially small. For T ≫ E, n_B ≈ T/E, and the sum is dominated by the n = 0 term, T/E², which is the classical limit. This large thermal occupation at small E is why infrared effects are stronger in a plasma than in the vacuum. A soft photon of energy ω ≪ T is accompanied by T/ω others already in the bath, so the 1/ω of Lesson 74 becomes T/ω².</w:t>
+        <w:t>For T ≪ E, n</w:t>
+      </w:r>
+      <w:r>
+        <w:rPr>
+          <w:vertAlign w:val="subscript"/>
+        </w:rPr>
+        <w:t>B</w:t>
+      </w:r>
+      <w:r>
+        <w:t xml:space="preserve"> ≈ e</w:t>
+      </w:r>
+      <w:r>
+        <w:rPr>
+          <w:vertAlign w:val="superscript"/>
+        </w:rPr>
+        <w:t>−E/T</w:t>
+      </w:r>
+      <w:r>
+        <w:t>, and the thermal part is exponentially small. For T ≫ E, n</w:t>
+      </w:r>
+      <w:r>
+        <w:rPr>
+          <w:vertAlign w:val="subscript"/>
+        </w:rPr>
+        <w:t>B</w:t>
+      </w:r>
+      <w:r>
+        <w:t xml:space="preserve"> ≈ T/E, and the sum is dominated by the n = 0 term, T/E², which is the classical limit. This large thermal occupation at small E is why infrared effects are stronger in a plasma than in the vacuum. A soft photon of energy ω ≪ T is accompanied by T/ω others already in the bath, so the 1/ω of Lesson 74 becomes T/ω².</w:t>
       </w:r>
     </w:p>
     <w:p>
@@ -1606,7 +2101,34 @@
     </w:p>
     <w:p>
       <w:r>
-        <w:t>Lesson 82 found that the one-loop effective potential is ½∫log(k_E² + E²) per mode. At finite temperature, with the k₄ integral replaced by the sum, take the logarithm of Worked example 1's Z_B for each momentum mode. F = −T log Z gives the free energy per mode as E/2 + T log(1 − e^{−E/T}). The first term is the vacuum zero-point energy, removed by renormalization. The photon has two polarizations, so</w:t>
+        <w:t>Lesson 82 found that the one-loop effective potential is ½∫log(k</w:t>
+      </w:r>
+      <w:r>
+        <w:rPr>
+          <w:vertAlign w:val="subscript"/>
+        </w:rPr>
+        <w:t>E</w:t>
+      </w:r>
+      <w:r>
+        <w:t>² + E²) per mode. At finite temperature, with the k₄ integral replaced by the sum, take the logarithm of Worked example 1's Z</w:t>
+      </w:r>
+      <w:r>
+        <w:rPr>
+          <w:vertAlign w:val="subscript"/>
+        </w:rPr>
+        <w:t>B</w:t>
+      </w:r>
+      <w:r>
+        <w:t xml:space="preserve"> for each momentum mode. F = −T log Z gives the free energy per mode as E/2 + T log(1 − e</w:t>
+      </w:r>
+      <w:r>
+        <w:rPr>
+          <w:vertAlign w:val="superscript"/>
+        </w:rPr>
+        <w:t>−E/T</w:t>
+      </w:r>
+      <w:r>
+        <w:t>). The first term is the vacuum zero-point energy, removed by renormalization. The photon has two polarizations, so</w:t>
       </w:r>
     </w:p>
     <w:p>
@@ -1784,7 +2306,34 @@
     </w:p>
     <w:p>
       <w:r>
-        <w:t>The integral is done by expanding the logarithm, −Σ_j e^{−jk/T}/j, and integrating term by term: ∫d³k e^{−jk/T}/(2π)³ = T³/(π²j³), and Σ1/j⁴ = π⁴/90. The pressure is P = −F/V = π²T⁴/45. The energy density, u = −T²∂(F/VT)/∂T, is u = 3P = π²T⁴/15. This is the Stefan–Boltzmann law, now a one-loop calculation in Euclidean QED on a circle.</w:t>
+        <w:t>The integral is done by expanding the logarithm, −Σ</w:t>
+      </w:r>
+      <w:r>
+        <w:rPr>
+          <w:vertAlign w:val="subscript"/>
+        </w:rPr>
+        <w:t>j</w:t>
+      </w:r>
+      <w:r>
+        <w:t xml:space="preserve"> e</w:t>
+      </w:r>
+      <w:r>
+        <w:rPr>
+          <w:vertAlign w:val="superscript"/>
+        </w:rPr>
+        <w:t>−jk/T</w:t>
+      </w:r>
+      <w:r>
+        <w:t>/j, and integrating term by term: ∫d³k e</w:t>
+      </w:r>
+      <w:r>
+        <w:rPr>
+          <w:vertAlign w:val="superscript"/>
+        </w:rPr>
+        <w:t>−jk/T</w:t>
+      </w:r>
+      <w:r>
+        <w:t>/(2π)³ = T³/(π²j³), and Σ1/j⁴ = π⁴/90. The pressure is P = −F/V = π²T⁴/45. The energy density, u = −T²∂(F/VT)/∂T, is u = 3P = π²T⁴/15. This is the Stefan–Boltzmann law, now a one-loop calculation in Euclidean QED on a circle.</w:t>
       </w:r>
     </w:p>
     <w:p>
@@ -1816,7 +2365,34 @@
     </w:p>
     <w:p>
       <w:r>
-        <w:t>For a fermion the per-mode free energy is −T log(1 + e^{−E/T}), with the opposite sign of the vacuum term, as in Lesson 82. For massless fermions the integral gives Σ(−1)^{j+1}/j⁴ = (7/8)π⁴/90 in place of π⁴/90. An electron–positron pair with T ≫ m has four fermionic states per momentum, two spins for each of particle and antiparticle. Its pressure is 4 × (7/8) × (π²/90)T⁴ = (7/4) times that of the photon gas. The factor 7/8 per fermionic state is the cost of Pauli blocking. Cosmology uses it to count species: g_* = 2 + (7/8) × 4 = 11/2 for photons plus e⁺e⁻ above about 1 MeV.</w:t>
+        <w:t>For a fermion the per-mode free energy is −T log(1 + e</w:t>
+      </w:r>
+      <w:r>
+        <w:rPr>
+          <w:vertAlign w:val="superscript"/>
+        </w:rPr>
+        <w:t>−E/T</w:t>
+      </w:r>
+      <w:r>
+        <w:t>), with the opposite sign of the vacuum term, as in Lesson 82. For massless fermions the integral gives Σ(−1)</w:t>
+      </w:r>
+      <w:r>
+        <w:rPr>
+          <w:vertAlign w:val="superscript"/>
+        </w:rPr>
+        <w:t>j+1</w:t>
+      </w:r>
+      <w:r>
+        <w:t>/j⁴ = (7/8)π⁴/90 in place of π⁴/90. An electron–positron pair with T ≫ m has four fermionic states per momentum, two spins for each of particle and antiparticle. Its pressure is 4 × (7/8) × (π²/90)T⁴ = (7/4) times that of the photon gas. The factor 7/8 per fermionic state is the cost of Pauli blocking. Cosmology uses it to count species: g</w:t>
+      </w:r>
+      <w:r>
+        <w:rPr>
+          <w:vertAlign w:val="subscript"/>
+        </w:rPr>
+        <w:t>*</w:t>
+      </w:r>
+      <w:r>
+        <w:t xml:space="preserve"> = 2 + (7/8) × 4 = 11/2 for photons plus e⁺e⁻ above about 1 MeV.</w:t>
       </w:r>
     </w:p>
     <w:p>
@@ -1837,7 +2413,25 @@
     </w:p>
     <w:p>
       <w:r>
-        <w:t>The n = 0 photon mode is time independent. It carries static electric fields, so its propagator at small |k| describes how a test charge is screened. The photon self-energy in the plasma, Π_{00}(ω_n = 0, k → 0), acts as a mass for this mode. In this static, long-wavelength limit it equals e² times the charge susceptibility, ∂²P/∂μ². Physically, a slowly varying potential φ shifts the local chemical potential by eφ, and the induced charge is the change in charge density.</w:t>
+        <w:t>The n = 0 photon mode is time independent. It carries static electric fields, so its propagator at small |k| describes how a test charge is screened. The photon self-energy in the plasma, Π</w:t>
+      </w:r>
+      <w:r>
+        <w:rPr>
+          <w:vertAlign w:val="subscript"/>
+        </w:rPr>
+        <w:t>00</w:t>
+      </w:r>
+      <w:r>
+        <w:t>(ω</w:t>
+      </w:r>
+      <w:r>
+        <w:rPr>
+          <w:vertAlign w:val="subscript"/>
+        </w:rPr>
+        <w:t>n</w:t>
+      </w:r>
+      <w:r>
+        <w:t xml:space="preserve"> = 0, k → 0), acts as a mass for this mode. In this static, long-wavelength limit it equals e² times the charge susceptibility, ∂²P/∂μ². Physically, a slowly varying potential φ shifts the local chemical potential by eφ, and the induced charge is the change in charge density.</w:t>
       </w:r>
     </w:p>
     <w:p>
@@ -1998,7 +2592,70 @@
     </w:p>
     <w:p>
       <w:r>
-        <w:t>The plasma screens charge beyond a distance 1/m_D = √3/(eT). This is the relativistic version of the Debye–Hückel length of a classical plasma, λ_D² = T/(ne²). Transverse photons do not acquire a static mass. Their propagating modes in the plasma have a minimum frequency, the plasma frequency, ω_pl² = m_D²/3 = e²T²/9. Neither result conflicts with Lesson 72's Ward identity. The plasma has a rest frame, which breaks Lorentz invariance, so Π^{μν} can have structures, such as Π₀₀ ≠ 0 at k → 0, that the vacuum forbids. Gauge invariance, k_μΠ^{μν} = 0, still holds.</w:t>
+        <w:t>The plasma screens charge beyond a distance 1/m</w:t>
+      </w:r>
+      <w:r>
+        <w:rPr>
+          <w:vertAlign w:val="subscript"/>
+        </w:rPr>
+        <w:t>D</w:t>
+      </w:r>
+      <w:r>
+        <w:t xml:space="preserve"> = √3/(eT). This is the relativistic version of the Debye–Hückel length of a classical plasma, λ</w:t>
+      </w:r>
+      <w:r>
+        <w:rPr>
+          <w:vertAlign w:val="subscript"/>
+        </w:rPr>
+        <w:t>D</w:t>
+      </w:r>
+      <w:r>
+        <w:t>² = T/(ne²). Transverse photons do not acquire a static mass. Their propagating modes in the plasma have a minimum frequency, the plasma frequency, ω</w:t>
+      </w:r>
+      <w:r>
+        <w:rPr>
+          <w:vertAlign w:val="subscript"/>
+        </w:rPr>
+        <w:t>p</w:t>
+      </w:r>
+      <w:r>
+        <w:t>l² = m</w:t>
+      </w:r>
+      <w:r>
+        <w:rPr>
+          <w:vertAlign w:val="subscript"/>
+        </w:rPr>
+        <w:t>D</w:t>
+      </w:r>
+      <w:r>
+        <w:t>²/3 = e²T²/9. Neither result conflicts with Lesson 72's Ward identity. The plasma has a rest frame, which breaks Lorentz invariance, so Π</w:t>
+      </w:r>
+      <w:r>
+        <w:rPr>
+          <w:vertAlign w:val="superscript"/>
+        </w:rPr>
+        <w:t>μν</w:t>
+      </w:r>
+      <w:r>
+        <w:t xml:space="preserve"> can have structures, such as Π₀₀ ≠ 0 at k → 0, that the vacuum forbids. Gauge invariance, k</w:t>
+      </w:r>
+      <w:r>
+        <w:rPr>
+          <w:vertAlign w:val="subscript"/>
+        </w:rPr>
+        <w:t>μ</w:t>
+      </w:r>
+      <w:r>
+        <w:t>Π</w:t>
+      </w:r>
+      <w:r>
+        <w:rPr>
+          <w:vertAlign w:val="superscript"/>
+        </w:rPr>
+        <w:t>μν</w:t>
+      </w:r>
+      <w:r>
+        <w:t xml:space="preserve"> = 0, still holds.</w:t>
       </w:r>
     </w:p>
     <w:p>
@@ -2017,7 +2674,43 @@
     </w:p>
     <w:p>
       <w:r>
-        <w:t>m_D = eT/√3, with e = √(4πα) = 0.3028, so m_D = 0.1748T = 1.748 MeV. The screening length is ℏc/m_D = 197.3 MeV fm/1.748 MeV = 113 fm. The number density of photons is 2ζ(3)T³/π² = 0.2436T³. Each fermionic state has 3/4 of a bosonic state's density, so the four e⁺e⁻ states add (3/2) × 0.2436T³, for a total of 0.609T³. At T = 10 MeV this is 7.9×10⁻⁵ fm⁻³, a mean spacing of 23 fm. A cube one screening length on a side therefore holds about 115 particles. The Debye picture treats the plasma as a continuum, and with this many particles inside the screening cloud it is self-consistent. The ratio m_D/T = e/√3 is small because e is small. That smallness is what makes the perturbative treatment of a QED plasma work.</w:t>
+        <w:t>m</w:t>
+      </w:r>
+      <w:r>
+        <w:rPr>
+          <w:vertAlign w:val="subscript"/>
+        </w:rPr>
+        <w:t>D</w:t>
+      </w:r>
+      <w:r>
+        <w:t xml:space="preserve"> = eT/√3, with e = √(4πα) = 0.3028, so m</w:t>
+      </w:r>
+      <w:r>
+        <w:rPr>
+          <w:vertAlign w:val="subscript"/>
+        </w:rPr>
+        <w:t>D</w:t>
+      </w:r>
+      <w:r>
+        <w:t xml:space="preserve"> = 0.1748T = 1.748 MeV. The screening length is ℏc/m</w:t>
+      </w:r>
+      <w:r>
+        <w:rPr>
+          <w:vertAlign w:val="subscript"/>
+        </w:rPr>
+        <w:t>D</w:t>
+      </w:r>
+      <w:r>
+        <w:t xml:space="preserve"> = 197.3 MeV fm/1.748 MeV = 113 fm. The number density of photons is 2ζ(3)T³/π² = 0.2436T³. Each fermionic state has 3/4 of a bosonic state's density, so the four e⁺e⁻ states add (3/2) × 0.2436T³, for a total of 0.609T³. At T = 10 MeV this is 7.9×10⁻⁵ fm⁻³, a mean spacing of 23 fm. A cube one screening length on a side therefore holds about 115 particles. The Debye picture treats the plasma as a continuum, and with this many particles inside the screening cloud it is self-consistent. The ratio m</w:t>
+      </w:r>
+      <w:r>
+        <w:rPr>
+          <w:vertAlign w:val="subscript"/>
+        </w:rPr>
+        <w:t>D</w:t>
+      </w:r>
+      <w:r>
+        <w:t>/T = e/√3 is small because e is small. That smallness is what makes the perturbative treatment of a QED plasma work.</w:t>
       </w:r>
     </w:p>
     <w:p>
@@ -2030,7 +2723,16 @@
     </w:p>
     <w:p>
       <w:r>
-        <w:t>A Euclidean calculation gives static quantities directly: free energies, screening masses, and susceptibilities. Rates and spectra, such as the photon emission rate of a plasma, need real-time correlators. They are obtained by analytically continuing a Matsubara correlator from the discrete points iω_n to a real frequency ω + iε. The continuation is unique under mild conditions on its growth. The thermal infrared problem of Worked example 2 means that rates for soft processes need resummed propagators, carrying the Debye and plasma masses, before they are finite. This lesson does not compute such a rate. It warns that Lesson 75's cancellation is not the whole story in a plasma.</w:t>
+        <w:t>A Euclidean calculation gives static quantities directly: free energies, screening masses, and susceptibilities. Rates and spectra, such as the photon emission rate of a plasma, need real-time correlators. They are obtained by analytically continuing a Matsubara correlator from the discrete points iω</w:t>
+      </w:r>
+      <w:r>
+        <w:rPr>
+          <w:vertAlign w:val="subscript"/>
+        </w:rPr>
+        <w:t>n</w:t>
+      </w:r>
+      <w:r>
+        <w:t xml:space="preserve"> to a real frequency ω + iε. The continuation is unique under mild conditions on its growth. The thermal infrared problem of Worked example 2 means that rates for soft processes need resummed propagators, carrying the Debye and plasma masses, before they are finite. This lesson does not compute such a rate. It warns that Lesson 75's cancellation is not the whole story in a plasma.</w:t>
       </w:r>
     </w:p>
     <w:p>
@@ -2132,7 +2834,13 @@
           </w:tcPr>
           <w:p>
             <w:r>
-              <w:t>Z = ∫ over a circle of e^{−S_E}</w:t>
+              <w:t>Z = ∫ over a circle of e</w:t>
+            </w:r>
+            <w:r>
+              <w:rPr>
+                <w:vertAlign w:val="superscript"/>
+              </w:rPr>
+              <w:t>−S_E</w:t>
             </w:r>
           </w:p>
         </w:tc>
@@ -2206,7 +2914,34 @@
           </w:tcPr>
           <w:p>
             <w:r>
-              <w:t>TΣ_n = vacuum + n_B or n_F part</w:t>
+              <w:t>TΣ</w:t>
+            </w:r>
+            <w:r>
+              <w:rPr>
+                <w:vertAlign w:val="subscript"/>
+              </w:rPr>
+              <w:t>n</w:t>
+            </w:r>
+            <w:r>
+              <w:t xml:space="preserve"> = vacuum + n</w:t>
+            </w:r>
+            <w:r>
+              <w:rPr>
+                <w:vertAlign w:val="subscript"/>
+              </w:rPr>
+              <w:t>B</w:t>
+            </w:r>
+            <w:r>
+              <w:t xml:space="preserve"> or n</w:t>
+            </w:r>
+            <w:r>
+              <w:rPr>
+                <w:vertAlign w:val="subscript"/>
+              </w:rPr>
+              <w:t>F</w:t>
+            </w:r>
+            <w:r>
+              <w:t xml:space="preserve"> part</w:t>
             </w:r>
           </w:p>
         </w:tc>
@@ -2280,7 +3015,16 @@
           </w:tcPr>
           <w:p>
             <w:r>
-              <w:t>m_D² = e²T²/3</w:t>
+              <w:t>m</w:t>
+            </w:r>
+            <w:r>
+              <w:rPr>
+                <w:vertAlign w:val="subscript"/>
+              </w:rPr>
+              <w:t>D</w:t>
+            </w:r>
+            <w:r>
+              <w:t>² = e²T²/3</w:t>
             </w:r>
           </w:p>
         </w:tc>
@@ -2358,7 +3102,16 @@
         </w:numPr>
       </w:pPr>
       <w:r>
-        <w:t>Tr e^{−βH} is a Euclidean path integral over fields on a circle of circumference β = 1/T.</w:t>
+        <w:t>Tr e</w:t>
+      </w:r>
+      <w:r>
+        <w:rPr>
+          <w:vertAlign w:val="superscript"/>
+        </w:rPr>
+        <w:t>−βH</w:t>
+      </w:r>
+      <w:r>
+        <w:t xml:space="preserve"> is a Euclidean path integral over fields on a circle of circumference β = 1/T.</w:t>
       </w:r>
     </w:p>
     <w:p>
@@ -2382,7 +3135,16 @@
         </w:numPr>
       </w:pPr>
       <w:r>
-        <w:t>Loop energies become Matsubara frequencies, 2πnT or (2n + 1)πT, and ∫dk₄/2π becomes TΣ_n.</w:t>
+        <w:t>Loop energies become Matsubara frequencies, 2πnT or (2n + 1)πT, and ∫dk₄/2π becomes TΣ</w:t>
+      </w:r>
+      <w:r>
+        <w:rPr>
+          <w:vertAlign w:val="subscript"/>
+        </w:rPr>
+        <w:t>n</w:t>
+      </w:r>
+      <w:r>
+        <w:t>.</w:t>
       </w:r>
     </w:p>
     <w:p>
@@ -2394,7 +3156,25 @@
         </w:numPr>
       </w:pPr>
       <w:r>
-        <w:t>The basic sum is (1/2E)(1 + 2n_B) for bosons and (1/2E)(1 − 2n_F) for fermions: the vacuum plus on-shell particles in the bath.</w:t>
+        <w:t>The basic sum is (1/2E)(1 + 2n</w:t>
+      </w:r>
+      <w:r>
+        <w:rPr>
+          <w:vertAlign w:val="subscript"/>
+        </w:rPr>
+        <w:t>B</w:t>
+      </w:r>
+      <w:r>
+        <w:t>) for bosons and (1/2E)(1 − 2n</w:t>
+      </w:r>
+      <w:r>
+        <w:rPr>
+          <w:vertAlign w:val="subscript"/>
+        </w:rPr>
+        <w:t>F</w:t>
+      </w:r>
+      <w:r>
+        <w:t>) for fermions: the vacuum plus on-shell particles in the bath.</w:t>
       </w:r>
     </w:p>
     <w:p>
@@ -2418,7 +3198,34 @@
         </w:numPr>
       </w:pPr>
       <w:r>
-        <w:t>The static photon mode is screened with m_D² = e²T²/3, giving V = (α/r)e^{−m_Dr}. Transverse photons propagate above ω_pl = eT/3.</w:t>
+        <w:t>The static photon mode is screened with m</w:t>
+      </w:r>
+      <w:r>
+        <w:rPr>
+          <w:vertAlign w:val="subscript"/>
+        </w:rPr>
+        <w:t>D</w:t>
+      </w:r>
+      <w:r>
+        <w:t>² = e²T²/3, giving V = (α/r)e</w:t>
+      </w:r>
+      <w:r>
+        <w:rPr>
+          <w:vertAlign w:val="superscript"/>
+        </w:rPr>
+        <w:t>−m_Dr</w:t>
+      </w:r>
+      <w:r>
+        <w:t>. Transverse photons propagate above ω</w:t>
+      </w:r>
+      <w:r>
+        <w:rPr>
+          <w:vertAlign w:val="subscript"/>
+        </w:rPr>
+        <w:t>p</w:t>
+      </w:r>
+      <w:r>
+        <w:t>l = eT/3.</w:t>
       </w:r>
     </w:p>
     <w:p>
@@ -2531,7 +3338,13 @@
           </w:tcPr>
           <w:p>
             <w:r>
-              <w:t>Explain why the trace makes Euclidean paths periodic.</w:t>
+              <w:rPr>
+                <w:b/>
+              </w:rPr>
+              <w:t>Extension.</w:t>
+            </w:r>
+            <w:r>
+              <w:t xml:space="preserve"> Explain why the trace makes Euclidean paths periodic.</w:t>
             </w:r>
           </w:p>
         </w:tc>
@@ -2569,7 +3382,22 @@
           </w:tcPr>
           <w:p>
             <w:r>
-              <w:t>Show that antiperiodicity ψ(β) = −ψ(0) requires ω_n = (2n + 1)πT.</w:t>
+              <w:rPr>
+                <w:b/>
+              </w:rPr>
+              <w:t>Core.</w:t>
+            </w:r>
+            <w:r>
+              <w:t xml:space="preserve"> Show that antiperiodicity ψ(β) = −ψ(0) requires ω</w:t>
+            </w:r>
+            <w:r>
+              <w:rPr>
+                <w:vertAlign w:val="subscript"/>
+              </w:rPr>
+              <w:t>n</w:t>
+            </w:r>
+            <w:r>
+              <w:t xml:space="preserve"> = (2n + 1)πT.</w:t>
             </w:r>
           </w:p>
         </w:tc>
@@ -2605,7 +3433,40 @@
           </w:tcPr>
           <w:p>
             <w:r>
-              <w:t>Verify Z_B = 1/(2 sinh(βω/2)) = Σ_k e^{−β(k + ½)ω}, and find the mean energy.</w:t>
+              <w:rPr>
+                <w:b/>
+              </w:rPr>
+              <w:t>Extension.</w:t>
+            </w:r>
+            <w:r>
+              <w:t xml:space="preserve"> Verify Z</w:t>
+            </w:r>
+            <w:r>
+              <w:rPr>
+                <w:vertAlign w:val="subscript"/>
+              </w:rPr>
+              <w:t>B</w:t>
+            </w:r>
+            <w:r>
+              <w:t xml:space="preserve"> = 1/(2 sinh(βω/2)) = Σ</w:t>
+            </w:r>
+            <w:r>
+              <w:rPr>
+                <w:vertAlign w:val="subscript"/>
+              </w:rPr>
+              <w:t>k</w:t>
+            </w:r>
+            <w:r>
+              <w:t xml:space="preserve"> e</w:t>
+            </w:r>
+            <w:r>
+              <w:rPr>
+                <w:vertAlign w:val="superscript"/>
+              </w:rPr>
+              <w:t>−β(k + ½)ω</w:t>
+            </w:r>
+            <w:r>
+              <w:t>, and find the mean energy.</w:t>
             </w:r>
           </w:p>
         </w:tc>
@@ -2643,7 +3504,22 @@
           </w:tcPr>
           <w:p>
             <w:r>
-              <w:t>Show that Z_F = 2cosh(βω/2) for H = ω(b†b − ½), and give the mean occupation ⟨b†b⟩.</w:t>
+              <w:rPr>
+                <w:b/>
+              </w:rPr>
+              <w:t>Core.</w:t>
+            </w:r>
+            <w:r>
+              <w:t xml:space="preserve"> Show that Z</w:t>
+            </w:r>
+            <w:r>
+              <w:rPr>
+                <w:vertAlign w:val="subscript"/>
+              </w:rPr>
+              <w:t>F</w:t>
+            </w:r>
+            <w:r>
+              <w:t xml:space="preserve"> = 2cosh(βω/2) for H = ω(b†b − ½), and give the mean occupation ⟨b†b⟩.</w:t>
             </w:r>
           </w:p>
         </w:tc>
@@ -2679,7 +3555,49 @@
           </w:tcPr>
           <w:p>
             <w:r>
-              <w:t>Derive T Σ_n(ω_n² + E²)⁻¹ = (1/2E)(1 + 2n_B), using coth(x/2) = 1 + 2/(e^x − 1).</w:t>
+              <w:rPr>
+                <w:b/>
+              </w:rPr>
+              <w:t>Extension.</w:t>
+            </w:r>
+            <w:r>
+              <w:t xml:space="preserve"> Derive T Σ</w:t>
+            </w:r>
+            <w:r>
+              <w:rPr>
+                <w:vertAlign w:val="subscript"/>
+              </w:rPr>
+              <w:t>n</w:t>
+            </w:r>
+            <w:r>
+              <w:t>(ω</w:t>
+            </w:r>
+            <w:r>
+              <w:rPr>
+                <w:vertAlign w:val="subscript"/>
+              </w:rPr>
+              <w:t>n</w:t>
+            </w:r>
+            <w:r>
+              <w:t>² + E²)⁻¹ = (1/2E)(1 + 2n</w:t>
+            </w:r>
+            <w:r>
+              <w:rPr>
+                <w:vertAlign w:val="subscript"/>
+              </w:rPr>
+              <w:t>B</w:t>
+            </w:r>
+            <w:r>
+              <w:t>), using coth(x/2) = 1 + 2/(e</w:t>
+            </w:r>
+            <w:r>
+              <w:rPr>
+                <w:vertAlign w:val="superscript"/>
+              </w:rPr>
+              <w:t>x</w:t>
+            </w:r>
+            <w:r>
+              <w:t xml:space="preserve"> − 1).</w:t>
             </w:r>
           </w:p>
         </w:tc>
@@ -2717,7 +3635,13 @@
           </w:tcPr>
           <w:p>
             <w:r>
-              <w:t>Derive the fermionic sum, and show that its thermal part has the opposite sign.</w:t>
+              <w:rPr>
+                <w:b/>
+              </w:rPr>
+              <w:t>Extension.</w:t>
+            </w:r>
+            <w:r>
+              <w:t xml:space="preserve"> Derive the fermionic sum, and show that its thermal part has the opposite sign.</w:t>
             </w:r>
           </w:p>
         </w:tc>
@@ -2753,7 +3677,13 @@
           </w:tcPr>
           <w:p>
             <w:r>
-              <w:t>What happens to a thermal correction involving electrons when T = m/20?</w:t>
+              <w:rPr>
+                <w:b/>
+              </w:rPr>
+              <w:t>Core.</w:t>
+            </w:r>
+            <w:r>
+              <w:t xml:space="preserve"> What happens to a thermal correction involving electrons when T = m/20?</w:t>
             </w:r>
           </w:p>
         </w:tc>
@@ -2791,7 +3721,22 @@
           </w:tcPr>
           <w:p>
             <w:r>
-              <w:t>Do the integral 2T∫d³k/(2π)³ log(1 − e^{−k/T}) and confirm −π²T⁴/45.</w:t>
+              <w:rPr>
+                <w:b/>
+              </w:rPr>
+              <w:t>Core.</w:t>
+            </w:r>
+            <w:r>
+              <w:t xml:space="preserve"> Do the integral 2T∫d³k/(2π)³ log(1 − e</w:t>
+            </w:r>
+            <w:r>
+              <w:rPr>
+                <w:vertAlign w:val="superscript"/>
+              </w:rPr>
+              <w:t>−k/T</w:t>
+            </w:r>
+            <w:r>
+              <w:t>) and confirm −π²T⁴/45.</w:t>
             </w:r>
           </w:p>
         </w:tc>
@@ -2827,7 +3772,13 @@
           </w:tcPr>
           <w:p>
             <w:r>
-              <w:t>From F/V = −π²T⁴/45, derive the entropy density and the energy density.</w:t>
+              <w:rPr>
+                <w:b/>
+              </w:rPr>
+              <w:t>Core.</w:t>
+            </w:r>
+            <w:r>
+              <w:t xml:space="preserve"> From F/V = −π²T⁴/45, derive the entropy density and the energy density.</w:t>
             </w:r>
           </w:p>
         </w:tc>
@@ -2865,7 +3816,13 @@
           </w:tcPr>
           <w:p>
             <w:r>
-              <w:t>Compute the CMB photon number density from 2ζ(3)T³/π², with ζ(3) = 1.202.</w:t>
+              <w:rPr>
+                <w:b/>
+              </w:rPr>
+              <w:t>Core.</w:t>
+            </w:r>
+            <w:r>
+              <w:t xml:space="preserve"> Compute the CMB photon number density from 2ζ(3)T³/π², with ζ(3) = 1.202.</w:t>
             </w:r>
           </w:p>
         </w:tc>
@@ -2901,7 +3858,22 @@
           </w:tcPr>
           <w:p>
             <w:r>
-              <w:t>Show that Σ(−1)^{j+1}/j⁴ = (7/8)ζ(4).</w:t>
+              <w:rPr>
+                <w:b/>
+              </w:rPr>
+              <w:t>Core.</w:t>
+            </w:r>
+            <w:r>
+              <w:t xml:space="preserve"> Show that Σ(−1)</w:t>
+            </w:r>
+            <w:r>
+              <w:rPr>
+                <w:vertAlign w:val="superscript"/>
+              </w:rPr>
+              <w:t>j+1</w:t>
+            </w:r>
+            <w:r>
+              <w:t>/j⁴ = (7/8)ζ(4).</w:t>
             </w:r>
           </w:p>
         </w:tc>
@@ -2939,7 +3911,22 @@
           </w:tcPr>
           <w:p>
             <w:r>
-              <w:t>Find g_* for photons plus e⁺e⁻ plus three species of neutrinos, counting one helicity per neutrino and one per antineutrino.</w:t>
+              <w:rPr>
+                <w:b/>
+              </w:rPr>
+              <w:t>Core.</w:t>
+            </w:r>
+            <w:r>
+              <w:t xml:space="preserve"> Find g</w:t>
+            </w:r>
+            <w:r>
+              <w:rPr>
+                <w:vertAlign w:val="subscript"/>
+              </w:rPr>
+              <w:t>*</w:t>
+            </w:r>
+            <w:r>
+              <w:t xml:space="preserve"> for photons plus e⁺e⁻ plus three species of neutrinos, counting one helicity per neutrino and one per antineutrino.</w:t>
             </w:r>
           </w:p>
         </w:tc>
@@ -2975,7 +3962,13 @@
           </w:tcPr>
           <w:p>
             <w:r>
-              <w:t>Derive ∂²P/∂μ² = T²/3 for massless Dirac fermions from the stated P(T, μ).</w:t>
+              <w:rPr>
+                <w:b/>
+              </w:rPr>
+              <w:t>Extension.</w:t>
+            </w:r>
+            <w:r>
+              <w:t xml:space="preserve"> Derive ∂²P/∂μ² = T²/3 for massless Dirac fermions from the stated P(T, μ).</w:t>
             </w:r>
           </w:p>
         </w:tc>
@@ -3013,7 +4006,13 @@
           </w:tcPr>
           <w:p>
             <w:r>
-              <w:t>Evaluate the screening length at T = 1 GeV, and explain why the massless-electron formula applies there.</w:t>
+              <w:rPr>
+                <w:b/>
+              </w:rPr>
+              <w:t>Extension.</w:t>
+            </w:r>
+            <w:r>
+              <w:t xml:space="preserve"> Evaluate the screening length at T = 1 GeV, and explain why the massless-electron formula applies there.</w:t>
             </w:r>
           </w:p>
         </w:tc>
@@ -3049,7 +4048,13 @@
           </w:tcPr>
           <w:p>
             <w:r>
-              <w:t>Why does a plasma allow Π₀₀ ≠ 0 at k → 0, when the vacuum forbids a photon mass?</w:t>
+              <w:rPr>
+                <w:b/>
+              </w:rPr>
+              <w:t>Extension.</w:t>
+            </w:r>
+            <w:r>
+              <w:t xml:space="preserve"> Why does a plasma allow Π₀₀ ≠ 0 at k → 0, when the vacuum forbids a photon mass?</w:t>
             </w:r>
           </w:p>
         </w:tc>
@@ -3087,7 +4092,22 @@
           </w:tcPr>
           <w:p>
             <w:r>
-              <w:t>Challenge: show that Σ_n 1/(n² + a²) = (π/a)coth(πa) by writing π cot(πz) as a sum over poles, and explain how this generates the Bose distribution.</w:t>
+              <w:rPr>
+                <w:b/>
+              </w:rPr>
+              <w:t>Challenge.</w:t>
+            </w:r>
+            <w:r>
+              <w:t xml:space="preserve"> Show that Σ</w:t>
+            </w:r>
+            <w:r>
+              <w:rPr>
+                <w:vertAlign w:val="subscript"/>
+              </w:rPr>
+              <w:t>n</w:t>
+            </w:r>
+            <w:r>
+              <w:t xml:space="preserve"> 1/(n² + a²) = (π/a)coth(πa) by writing π cot(πz) as a sum over poles, and explain how this generates the Bose distribution.</w:t>
             </w:r>
           </w:p>
         </w:tc>
@@ -3104,6 +4124,14 @@
     <w:p>
       <w:r>
         <w:rPr>
+          <w:i/>
+        </w:rPr>
+        <w:t>Attempt each exercise before reading its solution. If you are stuck, read only the first sentence of the solution, then try again.</w:t>
+      </w:r>
+    </w:p>
+    <w:p>
+      <w:r>
+        <w:rPr>
           <w:b/>
         </w:rPr>
         <w:t>1.</w:t>
@@ -3126,7 +4154,34 @@
         <w:t xml:space="preserve"> </w:t>
       </w:r>
       <w:r>
-        <w:t>e^{iω_nβ} = −1 requires ω_nβ = (2n + 1)π, so ω_n = (2n + 1)πT.</w:t>
+        <w:t>e</w:t>
+      </w:r>
+      <w:r>
+        <w:rPr>
+          <w:vertAlign w:val="superscript"/>
+        </w:rPr>
+        <w:t>iωₙβ</w:t>
+      </w:r>
+      <w:r>
+        <w:t xml:space="preserve"> = −1 requires ω</w:t>
+      </w:r>
+      <w:r>
+        <w:rPr>
+          <w:vertAlign w:val="subscript"/>
+        </w:rPr>
+        <w:t>n</w:t>
+      </w:r>
+      <w:r>
+        <w:t>β = (2n + 1)π, so ω</w:t>
+      </w:r>
+      <w:r>
+        <w:rPr>
+          <w:vertAlign w:val="subscript"/>
+        </w:rPr>
+        <w:t>n</w:t>
+      </w:r>
+      <w:r>
+        <w:t xml:space="preserve"> = (2n + 1)πT.</w:t>
       </w:r>
     </w:p>
     <w:p>
@@ -3140,7 +4195,52 @@
         <w:t xml:space="preserve"> </w:t>
       </w:r>
       <w:r>
-        <w:t>1/(2 sinh x) = e^{−x}/(1 − e^{−2x}) = Σ_k e^{−(2k+1)x}, with x = βω/2. ⟨E⟩ = −∂log Z/∂β = (ω/2)coth(βω/2) = ω(½ + n_B).</w:t>
+        <w:t>1/(2 sinh x) = e</w:t>
+      </w:r>
+      <w:r>
+        <w:rPr>
+          <w:vertAlign w:val="superscript"/>
+        </w:rPr>
+        <w:t>−x</w:t>
+      </w:r>
+      <w:r>
+        <w:t>/(1 − e</w:t>
+      </w:r>
+      <w:r>
+        <w:rPr>
+          <w:vertAlign w:val="superscript"/>
+        </w:rPr>
+        <w:t>−2x</w:t>
+      </w:r>
+      <w:r>
+        <w:t>) = Σ</w:t>
+      </w:r>
+      <w:r>
+        <w:rPr>
+          <w:vertAlign w:val="subscript"/>
+        </w:rPr>
+        <w:t>k</w:t>
+      </w:r>
+      <w:r>
+        <w:t xml:space="preserve"> e</w:t>
+      </w:r>
+      <w:r>
+        <w:rPr>
+          <w:vertAlign w:val="superscript"/>
+        </w:rPr>
+        <w:t>−(2k+1)x</w:t>
+      </w:r>
+      <w:r>
+        <w:t>, with x = βω/2. ⟨E⟩ = −∂log Z/∂β = (ω/2)coth(βω/2) = ω(½ + n</w:t>
+      </w:r>
+      <w:r>
+        <w:rPr>
+          <w:vertAlign w:val="subscript"/>
+        </w:rPr>
+        <w:t>B</w:t>
+      </w:r>
+      <w:r>
+        <w:t>).</w:t>
       </w:r>
     </w:p>
     <w:p>
@@ -3154,7 +4254,34 @@
         <w:t xml:space="preserve"> </w:t>
       </w:r>
       <w:r>
-        <w:t>The states b†b = 0 and 1 have energies −ω/2 and +ω/2. ⟨b†b⟩ = e^{−βω/2}/(2cosh(βω/2)) = 1/(e^{βω} + 1) = n_F.</w:t>
+        <w:t>The states b†b = 0 and 1 have energies −ω/2 and +ω/2. ⟨b†b⟩ = e</w:t>
+      </w:r>
+      <w:r>
+        <w:rPr>
+          <w:vertAlign w:val="superscript"/>
+        </w:rPr>
+        <w:t>−βω/2</w:t>
+      </w:r>
+      <w:r>
+        <w:t>/(2cosh(βω/2)) = 1/(e</w:t>
+      </w:r>
+      <w:r>
+        <w:rPr>
+          <w:vertAlign w:val="superscript"/>
+        </w:rPr>
+        <w:t>βω</w:t>
+      </w:r>
+      <w:r>
+        <w:t xml:space="preserve"> + 1) = n</w:t>
+      </w:r>
+      <w:r>
+        <w:rPr>
+          <w:vertAlign w:val="subscript"/>
+        </w:rPr>
+        <w:t>F</w:t>
+      </w:r>
+      <w:r>
+        <w:t>.</w:t>
       </w:r>
     </w:p>
     <w:p>
@@ -3168,7 +4295,16 @@
         <w:t xml:space="preserve"> </w:t>
       </w:r>
       <w:r>
-        <w:t>With a = E/2πT, TΣ 1/((2πT)²(n² + a²)) = (T/4π²T²)(π/a)coth(πa) = (1/2E)coth(E/2T). Then coth(E/2T) = 1 + 2n_B.</w:t>
+        <w:t>With a = E/2πT, TΣ 1/((2πT)²(n² + a²)) = (T/4π²T²)(π/a)coth(πa) = (1/2E)coth(E/2T). Then coth(E/2T) = 1 + 2n</w:t>
+      </w:r>
+      <w:r>
+        <w:rPr>
+          <w:vertAlign w:val="subscript"/>
+        </w:rPr>
+        <w:t>B</w:t>
+      </w:r>
+      <w:r>
+        <w:t>.</w:t>
       </w:r>
     </w:p>
     <w:p>
@@ -3182,7 +4318,34 @@
         <w:t xml:space="preserve"> </w:t>
       </w:r>
       <w:r>
-        <w:t>With ω_n = 2πT(n + ½), the tanh series gives (1/2E)tanh(E/2T), and tanh(x/2) = 1 − 2/(e^x + 1) = 1 − 2n_F.</w:t>
+        <w:t>With ω</w:t>
+      </w:r>
+      <w:r>
+        <w:rPr>
+          <w:vertAlign w:val="subscript"/>
+        </w:rPr>
+        <w:t>n</w:t>
+      </w:r>
+      <w:r>
+        <w:t xml:space="preserve"> = 2πT(n + ½), the tanh series gives (1/2E)tanh(E/2T), and tanh(x/2) = 1 − 2/(e</w:t>
+      </w:r>
+      <w:r>
+        <w:rPr>
+          <w:vertAlign w:val="superscript"/>
+        </w:rPr>
+        <w:t>x</w:t>
+      </w:r>
+      <w:r>
+        <w:t xml:space="preserve"> + 1) = 1 − 2n</w:t>
+      </w:r>
+      <w:r>
+        <w:rPr>
+          <w:vertAlign w:val="subscript"/>
+        </w:rPr>
+        <w:t>F</w:t>
+      </w:r>
+      <w:r>
+        <w:t>.</w:t>
       </w:r>
     </w:p>
     <w:p>
@@ -3196,7 +4359,16 @@
         <w:t xml:space="preserve"> </w:t>
       </w:r>
       <w:r>
-        <w:t>It is suppressed by about e^{−20} = 2×10⁻⁹.</w:t>
+        <w:t>It is suppressed by about e</w:t>
+      </w:r>
+      <w:r>
+        <w:rPr>
+          <w:vertAlign w:val="superscript"/>
+        </w:rPr>
+        <w:t>−20</w:t>
+      </w:r>
+      <w:r>
+        <w:t xml:space="preserve"> = 2×10⁻⁹.</w:t>
       </w:r>
     </w:p>
     <w:p>
@@ -3210,7 +4382,16 @@
         <w:t xml:space="preserve"> </w:t>
       </w:r>
       <w:r>
-        <w:t>−Σ_j(1/j)·2T·T³/(π²j³) = −(2T⁴/π²)ζ(4) = −(2T⁴/π²)(π⁴/90) = −π²T⁴/45.</w:t>
+        <w:t>−Σ</w:t>
+      </w:r>
+      <w:r>
+        <w:rPr>
+          <w:vertAlign w:val="subscript"/>
+        </w:rPr>
+        <w:t>j</w:t>
+      </w:r>
+      <w:r>
+        <w:t>(1/j)·2T·T³/(π²j³) = −(2T⁴/π²)ζ(4) = −(2T⁴/π²)(π⁴/90) = −π²T⁴/45.</w:t>
       </w:r>
     </w:p>
     <w:p>
@@ -3252,7 +4433,16 @@
         <w:t xml:space="preserve"> </w:t>
       </w:r>
       <w:r>
-        <w:t>Σ(−1)^{j+1}/j⁴ = Σ1/j⁴ − 2Σ1/(2j)⁴ = ζ(4)(1 − 2/16) = (7/8)ζ(4).</w:t>
+        <w:t>Σ(−1)</w:t>
+      </w:r>
+      <w:r>
+        <w:rPr>
+          <w:vertAlign w:val="superscript"/>
+        </w:rPr>
+        <w:t>j+1</w:t>
+      </w:r>
+      <w:r>
+        <w:t>/j⁴ = Σ1/j⁴ − 2Σ1/(2j)⁴ = ζ(4)(1 − 2/16) = (7/8)ζ(4).</w:t>
       </w:r>
     </w:p>
     <w:p>
@@ -3266,7 +4456,16 @@
         <w:t xml:space="preserve"> </w:t>
       </w:r>
       <w:r>
-        <w:t>g_* = 2 + (7/8)(4 + 3 × 2) = 2 + 70/8 = 43/4 = 10.75.</w:t>
+        <w:t>g</w:t>
+      </w:r>
+      <w:r>
+        <w:rPr>
+          <w:vertAlign w:val="subscript"/>
+        </w:rPr>
+        <w:t>*</w:t>
+      </w:r>
+      <w:r>
+        <w:t xml:space="preserve"> = 2 + (7/8)(4 + 3 × 2) = 2 + 70/8 = 43/4 = 10.75.</w:t>
       </w:r>
     </w:p>
     <w:p>
@@ -3294,7 +4493,34 @@
         <w:t xml:space="preserve"> </w:t>
       </w:r>
       <w:r>
-        <w:t>1/m_D = 197.3 MeV fm/(0.1748 × 1000 MeV) = 1.13 fm. At T = 1 GeV ≫ m_e, the electrons are ultrarelativistic and the massless formula applies. Muons, and above about 150 MeV quarks, also contribute to the screening at this temperature, so the full m_D is larger.</w:t>
+        <w:t>1/m</w:t>
+      </w:r>
+      <w:r>
+        <w:rPr>
+          <w:vertAlign w:val="subscript"/>
+        </w:rPr>
+        <w:t>D</w:t>
+      </w:r>
+      <w:r>
+        <w:t xml:space="preserve"> = 197.3 MeV fm/(0.1748 × 1000 MeV) = 1.13 fm. At T = 1 GeV ≫ m</w:t>
+      </w:r>
+      <w:r>
+        <w:rPr>
+          <w:vertAlign w:val="subscript"/>
+        </w:rPr>
+        <w:t>e</w:t>
+      </w:r>
+      <w:r>
+        <w:t>, the electrons are ultrarelativistic and the massless formula applies. Muons, and above about 150 MeV quarks, also contribute to the screening at this temperature, so the full m</w:t>
+      </w:r>
+      <w:r>
+        <w:rPr>
+          <w:vertAlign w:val="subscript"/>
+        </w:rPr>
+        <w:t>D</w:t>
+      </w:r>
+      <w:r>
+        <w:t xml:space="preserve"> is larger.</w:t>
       </w:r>
     </w:p>
     <w:p>
@@ -3308,7 +4534,43 @@
         <w:t xml:space="preserve"> </w:t>
       </w:r>
       <w:r>
-        <w:t>The vacuum Π^{μν} must be built from g^{μν} and q^μ, and transversality then forces Π(q²) to vanish at q² = 0. The plasma supplies its rest-frame velocity u^μ, which allows a second transverse structure that need not vanish at k → 0.</w:t>
+        <w:t>The vacuum Π</w:t>
+      </w:r>
+      <w:r>
+        <w:rPr>
+          <w:vertAlign w:val="superscript"/>
+        </w:rPr>
+        <w:t>μν</w:t>
+      </w:r>
+      <w:r>
+        <w:t xml:space="preserve"> must be built from g</w:t>
+      </w:r>
+      <w:r>
+        <w:rPr>
+          <w:vertAlign w:val="superscript"/>
+        </w:rPr>
+        <w:t>μν</w:t>
+      </w:r>
+      <w:r>
+        <w:t xml:space="preserve"> and q</w:t>
+      </w:r>
+      <w:r>
+        <w:rPr>
+          <w:vertAlign w:val="superscript"/>
+        </w:rPr>
+        <w:t>μ</w:t>
+      </w:r>
+      <w:r>
+        <w:t>, and transversality then forces Π(q²) to vanish at q² = 0. The plasma supplies its rest-frame velocity u</w:t>
+      </w:r>
+      <w:r>
+        <w:rPr>
+          <w:vertAlign w:val="superscript"/>
+        </w:rPr>
+        <w:t>μ</w:t>
+      </w:r>
+      <w:r>
+        <w:t>, which allows a second transverse structure that need not vanish at k → 0.</w:t>
       </w:r>
     </w:p>
     <w:p>
@@ -3322,7 +4584,25 @@
         <w:t xml:space="preserve"> </w:t>
       </w:r>
       <w:r>
-        <w:t>π cot(πz) has simple poles at z = n with residue 1, so Σ_n 1/(n² + a²) equals the sum of residues of π cot(πz)/(z² + a²) at the integers. Closing the contour picks up minus the residues at z = ±ia, which give (π/a)coth(πa). Writing coth in exponentials produces 1 + 2/(e^{2πa} − 1), the Bose factor.</w:t>
+        <w:t>π cot(πz) has simple poles at z = n with residue 1, so Σ</w:t>
+      </w:r>
+      <w:r>
+        <w:rPr>
+          <w:vertAlign w:val="subscript"/>
+        </w:rPr>
+        <w:t>n</w:t>
+      </w:r>
+      <w:r>
+        <w:t xml:space="preserve"> 1/(n² + a²) equals the sum of residues of π cot(πz)/(z² + a²) at the integers. Closing the contour picks up minus the residues at z = ±ia, which give (π/a)coth(πa). Writing coth in exponentials produces 1 + 2/(e</w:t>
+      </w:r>
+      <w:r>
+        <w:rPr>
+          <w:vertAlign w:val="superscript"/>
+        </w:rPr>
+        <w:t>2πa</w:t>
+      </w:r>
+      <w:r>
+        <w:t xml:space="preserve"> − 1), the Bose factor.</w:t>
       </w:r>
     </w:p>
     <w:p>
@@ -3330,55 +4610,12 @@
         <w:pStyle w:val="Heading2"/>
       </w:pPr>
       <w:r>
-        <w:t>Mastery checklist</w:t>
+        <w:t>Mastery check</w:t>
       </w:r>
     </w:p>
     <w:p>
-      <w:pPr>
-        <w:pStyle w:val="ListBullet"/>
-      </w:pPr>
-      <w:r>
-        <w:t>I can derive the thermal path integral and its boundary conditions.</w:t>
-      </w:r>
-    </w:p>
-    <w:p>
-      <w:pPr>
-        <w:pStyle w:val="ListBullet"/>
-      </w:pPr>
-      <w:r>
-        <w:t>I can obtain the oscillator partition functions from Matsubara products.</w:t>
-      </w:r>
-    </w:p>
-    <w:p>
-      <w:pPr>
-        <w:pStyle w:val="ListBullet"/>
-      </w:pPr>
-      <w:r>
-        <w:t>I can evaluate Matsubara sums and identify their vacuum and thermal parts.</w:t>
-      </w:r>
-    </w:p>
-    <w:p>
-      <w:pPr>
-        <w:pStyle w:val="ListBullet"/>
-      </w:pPr>
-      <w:r>
-        <w:t>I can derive the Stefan–Boltzmann law and evaluate it for the CMB.</w:t>
-      </w:r>
-    </w:p>
-    <w:p>
-      <w:pPr>
-        <w:pStyle w:val="ListBullet"/>
-      </w:pPr>
-      <w:r>
-        <w:t>I can derive the Debye mass and explain why it does not contradict the Ward identity.</w:t>
-      </w:r>
-    </w:p>
-    <w:p>
-      <w:pPr>
-        <w:pStyle w:val="ListBullet"/>
-      </w:pPr>
-      <w:r>
-        <w:t>I can say what a Euclidean calculation gives directly, and what needs real time.</w:t>
+      <w:r>
+        <w:t>Before moving on, do the Core exercises without looking at the solutions and state this lesson's main result from memory. If both go smoothly, continue; if not, reread the sections the missed exercises cite.</w:t>
       </w:r>
     </w:p>
     <w:p>
@@ -3430,7 +4667,7 @@
         <w:color w:val="5A5A5A"/>
         <w:sz w:val="16"/>
       </w:rPr>
-      <w:t>QED Course   Lesson 85</w:t>
+      <w:t>A QED Course   Lesson 85</w:t>
     </w:r>
   </w:p>
 </w:hdr>
